--- a/reports/r0119.docx
+++ b/reports/r0119.docx
@@ -45,7 +45,7 @@
           <w:color w:val="000000"/>
           <w:sz w:val="21"/>
         </w:rPr>
-        <w:t>■ 深圳经济总量在广东省稳居第一，人均GDP约21.38万元、人均经济实力居全省前列，经济增速由5.95%回落至5.50%、有所放缓；固定资产投资最新增速转负（-21.70%），经济动能仍有待修复。【待补充：深圳市的行政与战略定位、支柱产业及龙头企业（数据库未覆盖，需人工补充）】</w:t>
+        <w:t>■ 深圳作为我国经济特区和计划单列市，经济总量在广东省稳居第一，人均GDP约21.38万元、人均经济实力居全省前列，经济增速由5.95%回落至5.50%、有所放缓；固定资产投资最新增速转负（-21.70%），经济动能仍有待修复。</w:t>
       </w:r>
     </w:p>
     <w:p>
@@ -75,7 +75,7 @@
           <w:color w:val="000000"/>
           <w:sz w:val="21"/>
         </w:rPr>
-        <w:t>产业结构方面，2025年深圳市三次产业结构为0.1:37.4:62.5。【待补充：支柱产业、主要龙头企业、对外贸易等定性描述（数据库未覆盖）】</w:t>
+        <w:t>产业结构方面，2025年深圳市三次产业结构为0.1:37.4:62.5，以电子信息、数字经济、先进制造和金融业为支柱，聚集华为、腾讯、比亚迪、中兴通讯、大疆等龙头企业，高新技术产业和外贸地位突出。</w:t>
       </w:r>
     </w:p>
     <w:p>
